--- a/docs/SRS_Etel_Delivery_Ride.docx
+++ b/docs/SRS_Etel_Delivery_Ride.docx
@@ -5121,7 +5121,20 @@
         <w:spacing w:after="60"/>
       </w:pPr>
       <w:r>
-        <w:t xml:space="preserve">Two customer-facing HTML entry points exist (index.html and customer.html) and two courier entry points (courier/index.html and courier-index.html) — the canonical/live one should be confirmed and the other deprecated or documented as legacy.</w:t>
+        <w:t xml:space="preserve">Customer entry point confirmed: customer.html is the canonical/live customer app; index.html should be treated as legacy and either removed or clearly documented as deprecated.</w:t>
+      </w:r>
+    </w:p>
+    <w:p>
+      <w:pPr>
+        <w:pStyle w:val="ListParagraph"/>
+        <w:numPr>
+          <w:ilvl w:val="0"/>
+          <w:numId w:val="1"/>
+        </w:numPr>
+        <w:spacing w:after="60"/>
+      </w:pPr>
+      <w:r>
+        <w:t xml:space="preserve">Courier entry point still unresolved: courier/index.html and courier/courier-index.html both currently exist with the same recent modification timestamp, with no clear signal distinguishing which is live — recommend checking which one is actually linked from production navigation/login before deprecating either.</w:t>
       </w:r>
     </w:p>
     <w:p>

--- a/docs/SRS_Etel_Delivery_Ride.docx
+++ b/docs/SRS_Etel_Delivery_Ride.docx
@@ -5134,7 +5134,7 @@
         <w:spacing w:after="60"/>
       </w:pPr>
       <w:r>
-        <w:t xml:space="preserve">Courier entry point still unresolved: courier/index.html and courier/courier-index.html both currently exist with the same recent modification timestamp, with no clear signal distinguishing which is live — recommend checking which one is actually linked from production navigation/login before deprecating either.</w:t>
+        <w:t xml:space="preserve">Courier entry point confirmed: courier/index.html is the canonical/live courier app — its directory path (courier/) is what manifest-courier.json's scope/start_url and login.html's redirect whitelist both target, and admin.html's Updater tool deploys to it directly by name. courier/courier-index.html is not a competing entry point; it is a secondary in-app navigation sub-page (titled "ETEL Courier — Navigation").</w:t>
       </w:r>
     </w:p>
     <w:p>

--- a/docs/SRS_Etel_Delivery_Ride.docx
+++ b/docs/SRS_Etel_Delivery_Ride.docx
@@ -5370,7 +5370,7 @@
                 <w:sz w:val="20"/>
                 <w:szCs w:val="20"/>
               </w:rPr>
-              <w:t xml:space="preserve">Etel Group / Claude (reverse-engineered from codebase)</w:t>
+              <w:t xml:space="preserve">Etel-FTBG</w:t>
             </w:r>
           </w:p>
         </w:tc>
